--- a/press/downloads/zh/Hybrid-Press-Release-zh.docx
+++ b/press/downloads/zh/Hybrid-Press-Release-zh.docx
@@ -438,7 +438,7 @@
         </w:rPr>
         <w:t xml:space="preserve">Hybrid已在</w:t>
       </w:r>
-      <w:hyperlink w:history="1" r:id="rIdaxa6t29ms1gkj66zouku-">
+      <w:hyperlink w:history="1" r:id="rIdl-jzcdetv2xgk7kkcyqpa">
         <w:r>
           <w:rPr>
             <w:rFonts w:ascii="DengXian" w:cs="DengXian" w:eastAsia="DengXian" w:hAnsi="DengXian"/>
@@ -499,7 +499,7 @@
         </w:rPr>
         <w:t xml:space="preserve">。未订阅时，Hybrid仍可作为Markdown文档的阅读器使用。应用需要macOS 13（Ventura）或更高版本，支持Apple Silicon和Intel，提供九种语言：德语、英语、法语、西班牙语、意大利语、葡萄牙语、荷兰语、日语和简体中文。iPhone和iPad版本正在开发中；通过Apple TestFlight的公开测试已经开始。想抢先体验并提出反馈，可免费参加：</w:t>
       </w:r>
-      <w:hyperlink w:history="1" r:id="rIdxhjvu6imixhnxcs7c-t5u">
+      <w:hyperlink w:history="1" r:id="rIdv66zpli8umez2cowzeuvh">
         <w:r>
           <w:rPr>
             <w:rFonts w:ascii="DengXian" w:cs="DengXian" w:eastAsia="DengXian" w:hAnsi="DengXian"/>
@@ -596,7 +596,7 @@
         </w:rPr>
         <w:t xml:space="preserve">E-Mail: </w:t>
       </w:r>
-      <w:hyperlink w:history="1" r:id="rIdq8eisgncdseoaginxvg5q">
+      <w:hyperlink w:history="1" r:id="rId-wg6j6etwsje5stpmvbog">
         <w:r>
           <w:rPr>
             <w:rFonts w:ascii="DengXian" w:cs="DengXian" w:eastAsia="DengXian" w:hAnsi="DengXian"/>
@@ -622,7 +622,7 @@
         </w:rPr>
         <w:t xml:space="preserve">Web: </w:t>
       </w:r>
-      <w:hyperlink w:history="1" r:id="rIdlwxqx50eq6ewdevpblmgi">
+      <w:hyperlink w:history="1" r:id="rIdmfxcbhys8pbsxq2rbxxe0">
         <w:r>
           <w:rPr>
             <w:rFonts w:ascii="DengXian" w:cs="DengXian" w:eastAsia="DengXian" w:hAnsi="DengXian"/>
@@ -632,6 +632,32 @@
             <w:u w:val="single"/>
           </w:rPr>
           <w:t xml:space="preserve">hybrid-editor.com</w:t>
+        </w:r>
+      </w:hyperlink>
+    </w:p>
+    <w:p>
+      <w:pPr>
+        <w:spacing w:after="200" w:line="276"/>
+      </w:pPr>
+      <w:r>
+        <w:rPr>
+          <w:rFonts w:ascii="DengXian" w:cs="DengXian" w:eastAsia="DengXian" w:hAnsi="DengXian"/>
+          <w:color w:val="292423"/>
+          <w:sz w:val="22"/>
+          <w:szCs w:val="22"/>
+        </w:rPr>
+        <w:t xml:space="preserve">高分辨率（印刷用）和网页优化版截图可在网站下载：</w:t>
+      </w:r>
+      <w:hyperlink w:history="1" r:id="rId2orpbiosw3wwe7j2n2mlq">
+        <w:r>
+          <w:rPr>
+            <w:rFonts w:ascii="DengXian" w:cs="DengXian" w:eastAsia="DengXian" w:hAnsi="DengXian"/>
+            <w:color w:val="B45208"/>
+            <w:sz w:val="22"/>
+            <w:szCs w:val="22"/>
+            <w:u w:val="single"/>
+          </w:rPr>
+          <w:t xml:space="preserve">hybrid-editor.com/zh/press/hybrid-1-0/</w:t>
         </w:r>
       </w:hyperlink>
     </w:p>
